--- a/generateur/tests/fixtures/facture_test.docx
+++ b/generateur/tests/fixtures/facture_test.docx
@@ -434,6 +434,11 @@
     </w:p>
     <w:p>
       <w:r>
+        <w:t>Détail de l'échéance {{ e.numero }} : payé {{ e.paye | montant }} F CFA, restant {{ e.restant | montant }} F CFA</w:t>
+      </w:r>
+    </w:p>
+    <w:p>
+      <w:r>
         <w:t>{%p endfor %}</w:t>
       </w:r>
     </w:p>
